--- a/Foreground Masking/documentation/Foreground Mask SourceXtractor Documentation.docx
+++ b/Foreground Masking/documentation/Foreground Mask SourceXtractor Documentation.docx
@@ -211,7 +211,7 @@
           </w:tcPr>
           <w:p>
             <w:r>
-              <w:t>2026-07-05</w:t>
+              <w:t>2026-07-08</w:t>
             </w:r>
           </w:p>
         </w:tc>
